--- a/docs/tech/ezEKP_Java_DB_Schema_export_방법(MariaDB).docx
+++ b/docs/tech/ezEKP_Java_DB_Schema_export_방법(MariaDB).docx
@@ -58,7 +58,7 @@
         </w:numPr>
         <w:spacing w:before="100" w:beforeAutospacing="1" w:after="100" w:afterAutospacing="1" w:line="240" w:lineRule="auto"/>
         <w:rPr>
-          <w:rFonts w:ascii="맑은 고딕" w:eastAsia="맑은 고딕" w:hAnsi="맑은 고딕" w:cs="Times New Roman" w:hint="eastAsia"/>
+          <w:rFonts w:ascii="맑은 고딕" w:eastAsia="맑은 고딕" w:hAnsi="맑은 고딕" w:cs="Times New Roman"/>
           <w:color w:val="000000"/>
           <w:sz w:val="20"/>
           <w:szCs w:val="20"/>
@@ -106,7 +106,7 @@
         </w:numPr>
         <w:spacing w:before="100" w:beforeAutospacing="1" w:after="100" w:afterAutospacing="1" w:line="240" w:lineRule="auto"/>
         <w:rPr>
-          <w:rFonts w:ascii="맑은 고딕" w:eastAsia="맑은 고딕" w:hAnsi="맑은 고딕" w:cs="Times New Roman" w:hint="eastAsia"/>
+          <w:rFonts w:ascii="맑은 고딕" w:eastAsia="맑은 고딕" w:hAnsi="맑은 고딕" w:cs="Times New Roman"/>
           <w:color w:val="000000"/>
           <w:sz w:val="20"/>
           <w:szCs w:val="20"/>
@@ -176,7 +176,7 @@
         </w:numPr>
         <w:spacing w:before="100" w:beforeAutospacing="1" w:after="100" w:afterAutospacing="1" w:line="240" w:lineRule="auto"/>
         <w:rPr>
-          <w:rFonts w:ascii="맑은 고딕" w:eastAsia="맑은 고딕" w:hAnsi="맑은 고딕" w:cs="Times New Roman" w:hint="eastAsia"/>
+          <w:rFonts w:ascii="맑은 고딕" w:eastAsia="맑은 고딕" w:hAnsi="맑은 고딕" w:cs="Times New Roman"/>
           <w:color w:val="000000"/>
           <w:sz w:val="20"/>
           <w:szCs w:val="20"/>
@@ -202,7 +202,7 @@
         </w:numPr>
         <w:spacing w:before="100" w:beforeAutospacing="1" w:after="100" w:afterAutospacing="1" w:line="240" w:lineRule="auto"/>
         <w:rPr>
-          <w:rFonts w:ascii="맑은 고딕" w:eastAsia="맑은 고딕" w:hAnsi="맑은 고딕" w:cs="Times New Roman" w:hint="eastAsia"/>
+          <w:rFonts w:ascii="맑은 고딕" w:eastAsia="맑은 고딕" w:hAnsi="맑은 고딕" w:cs="Times New Roman"/>
           <w:color w:val="000000"/>
           <w:sz w:val="20"/>
           <w:szCs w:val="20"/>
@@ -240,7 +240,7 @@
         </w:numPr>
         <w:spacing w:before="100" w:beforeAutospacing="1" w:after="100" w:afterAutospacing="1" w:line="240" w:lineRule="auto"/>
         <w:rPr>
-          <w:rFonts w:ascii="맑은 고딕" w:eastAsia="맑은 고딕" w:hAnsi="맑은 고딕" w:cs="Times New Roman" w:hint="eastAsia"/>
+          <w:rFonts w:ascii="맑은 고딕" w:eastAsia="맑은 고딕" w:hAnsi="맑은 고딕" w:cs="Times New Roman"/>
           <w:color w:val="000000"/>
           <w:sz w:val="20"/>
           <w:szCs w:val="20"/>
@@ -314,7 +314,7 @@
         </w:numPr>
         <w:spacing w:before="100" w:beforeAutospacing="1" w:after="100" w:afterAutospacing="1" w:line="240" w:lineRule="auto"/>
         <w:rPr>
-          <w:rFonts w:ascii="맑은 고딕" w:eastAsia="맑은 고딕" w:hAnsi="맑은 고딕" w:cs="Times New Roman" w:hint="eastAsia"/>
+          <w:rFonts w:ascii="맑은 고딕" w:eastAsia="맑은 고딕" w:hAnsi="맑은 고딕" w:cs="Times New Roman"/>
           <w:color w:val="000000"/>
           <w:sz w:val="20"/>
           <w:szCs w:val="20"/>
@@ -340,7 +340,7 @@
         </w:numPr>
         <w:spacing w:before="100" w:beforeAutospacing="1" w:after="100" w:afterAutospacing="1" w:line="240" w:lineRule="auto"/>
         <w:rPr>
-          <w:rFonts w:ascii="맑은 고딕" w:eastAsia="맑은 고딕" w:hAnsi="맑은 고딕" w:cs="Times New Roman" w:hint="eastAsia"/>
+          <w:rFonts w:ascii="맑은 고딕" w:eastAsia="맑은 고딕" w:hAnsi="맑은 고딕" w:cs="Times New Roman"/>
           <w:color w:val="000000"/>
           <w:sz w:val="20"/>
           <w:szCs w:val="20"/>
@@ -414,13 +414,15 @@
         </w:numPr>
         <w:spacing w:before="100" w:beforeAutospacing="1" w:after="100" w:afterAutospacing="1" w:line="240" w:lineRule="auto"/>
         <w:rPr>
-          <w:rFonts w:ascii="맑은 고딕" w:eastAsia="맑은 고딕" w:hAnsi="맑은 고딕" w:cs="Times New Roman" w:hint="eastAsia"/>
+          <w:rFonts w:ascii="맑은 고딕" w:eastAsia="맑은 고딕" w:hAnsi="맑은 고딕" w:cs="Times New Roman"/>
           <w:color w:val="000000"/>
           <w:sz w:val="20"/>
           <w:szCs w:val="20"/>
           <w:lang w:eastAsia="ko-KR"/>
         </w:rPr>
       </w:pPr>
+      <w:bookmarkStart w:id="0" w:name="_GoBack"/>
+      <w:bookmarkEnd w:id="0"/>
       <w:r>
         <w:rPr>
           <w:rFonts w:ascii="맑은 고딕" w:eastAsia="맑은 고딕" w:hAnsi="맑은 고딕" w:cs="Times New Roman" w:hint="eastAsia"/>
@@ -440,7 +442,7 @@
         </w:numPr>
         <w:spacing w:before="100" w:beforeAutospacing="1" w:after="100" w:afterAutospacing="1" w:line="240" w:lineRule="auto"/>
         <w:rPr>
-          <w:rFonts w:ascii="맑은 고딕" w:eastAsia="맑은 고딕" w:hAnsi="맑은 고딕" w:cs="Times New Roman" w:hint="eastAsia"/>
+          <w:rFonts w:ascii="맑은 고딕" w:eastAsia="맑은 고딕" w:hAnsi="맑은 고딕" w:cs="Times New Roman"/>
           <w:color w:val="000000"/>
           <w:sz w:val="20"/>
           <w:szCs w:val="20"/>
@@ -488,56 +490,22 @@
         </w:numPr>
         <w:spacing w:before="100" w:beforeAutospacing="1" w:after="100" w:afterAutospacing="1" w:line="240" w:lineRule="auto"/>
         <w:rPr>
-          <w:rFonts w:ascii="맑은 고딕" w:eastAsia="맑은 고딕" w:hAnsi="맑은 고딕" w:cs="Times New Roman" w:hint="eastAsia"/>
+          <w:rFonts w:ascii="맑은 고딕" w:eastAsia="맑은 고딕" w:hAnsi="맑은 고딕" w:cs="Times New Roman"/>
           <w:color w:val="000000"/>
           <w:sz w:val="20"/>
           <w:szCs w:val="20"/>
           <w:lang w:eastAsia="ko-KR"/>
         </w:rPr>
       </w:pPr>
-      <w:proofErr w:type="spellStart"/>
-      <w:r>
-        <w:rPr>
-          <w:rFonts w:ascii="맑은 고딕" w:eastAsia="맑은 고딕" w:hAnsi="맑은 고딕" w:cs="Times New Roman" w:hint="eastAsia"/>
-          <w:color w:val="000000"/>
-          <w:sz w:val="21"/>
-          <w:szCs w:val="21"/>
-          <w:lang w:eastAsia="ko-KR"/>
-        </w:rPr>
-        <w:t>맨위</w:t>
-      </w:r>
-      <w:proofErr w:type="spellEnd"/>
-      <w:r>
-        <w:rPr>
-          <w:rFonts w:ascii="맑은 고딕" w:eastAsia="맑은 고딕" w:hAnsi="맑은 고딕" w:cs="Times New Roman" w:hint="eastAsia"/>
-          <w:color w:val="000000"/>
-          <w:sz w:val="21"/>
-          <w:szCs w:val="21"/>
-          <w:lang w:eastAsia="ko-KR"/>
-        </w:rPr>
-        <w:t xml:space="preserve"> 상단의 --</w:t>
-      </w:r>
-      <w:proofErr w:type="spellStart"/>
-      <w:r>
-        <w:rPr>
-          <w:rFonts w:ascii="맑은 고딕" w:eastAsia="맑은 고딕" w:hAnsi="맑은 고딕" w:cs="Times New Roman" w:hint="eastAsia"/>
-          <w:color w:val="000000"/>
-          <w:sz w:val="21"/>
-          <w:szCs w:val="21"/>
-          <w:lang w:eastAsia="ko-KR"/>
-        </w:rPr>
-        <w:t>로</w:t>
-      </w:r>
-      <w:proofErr w:type="spellEnd"/>
-      <w:r>
-        <w:rPr>
-          <w:rFonts w:ascii="맑은 고딕" w:eastAsia="맑은 고딕" w:hAnsi="맑은 고딕" w:cs="Times New Roman" w:hint="eastAsia"/>
-          <w:color w:val="000000"/>
-          <w:sz w:val="21"/>
-          <w:szCs w:val="21"/>
-          <w:lang w:eastAsia="ko-KR"/>
-        </w:rPr>
-        <w:t xml:space="preserve"> 시작되는 주석 부분과 Blank Line을 삭제한다.</w:t>
+      <w:r>
+        <w:rPr>
+          <w:rFonts w:ascii="맑은 고딕" w:eastAsia="맑은 고딕" w:hAnsi="맑은 고딕" w:cs="Times New Roman" w:hint="eastAsia"/>
+          <w:color w:val="000000"/>
+          <w:sz w:val="21"/>
+          <w:szCs w:val="21"/>
+          <w:lang w:eastAsia="ko-KR"/>
+        </w:rPr>
+        <w:t>다음과 같이 AUTO_INCREMENT 필드가 다음에 할당될 번호를 갖고 있는 테이블이 있으므로 해당 부분을 제거해야 한다.</w:t>
       </w:r>
     </w:p>
     <w:p>
@@ -548,7 +516,7 @@
         </w:numPr>
         <w:spacing w:before="100" w:beforeAutospacing="1" w:after="100" w:afterAutospacing="1" w:line="240" w:lineRule="auto"/>
         <w:rPr>
-          <w:rFonts w:ascii="맑은 고딕" w:eastAsia="맑은 고딕" w:hAnsi="맑은 고딕" w:cs="Times New Roman" w:hint="eastAsia"/>
+          <w:rFonts w:ascii="맑은 고딕" w:eastAsia="맑은 고딕" w:hAnsi="맑은 고딕" w:cs="Times New Roman"/>
           <w:color w:val="000000"/>
           <w:sz w:val="20"/>
           <w:szCs w:val="20"/>
@@ -565,430 +533,6 @@
           <w:lang w:eastAsia="ko-KR"/>
         </w:rPr>
         <w:lastRenderedPageBreak/>
-        <w:drawing>
-          <wp:inline distT="0" distB="0" distL="0" distR="0">
-            <wp:extent cx="7948800" cy="2800800"/>
-            <wp:effectExtent l="0" t="0" r="0" b="0"/>
-            <wp:docPr id="6" name="그림 6" descr="http://gw.kaoni.com/fileroot/0/files/upload_common/mhtImage/df7b3bde-0c49-43fb-bdf2-b03463dd3f24.gif"/>
-            <wp:cNvGraphicFramePr>
-              <a:graphicFrameLocks xmlns:a="http://schemas.openxmlformats.org/drawingml/2006/main" noChangeAspect="1"/>
-            </wp:cNvGraphicFramePr>
-            <a:graphic xmlns:a="http://schemas.openxmlformats.org/drawingml/2006/main">
-              <a:graphicData uri="http://schemas.openxmlformats.org/drawingml/2006/picture">
-                <pic:pic xmlns:pic="http://schemas.openxmlformats.org/drawingml/2006/picture">
-                  <pic:nvPicPr>
-                    <pic:cNvPr id="0" name="Picture 3" descr="http://gw.kaoni.com/fileroot/0/files/upload_common/mhtImage/df7b3bde-0c49-43fb-bdf2-b03463dd3f24.gif"/>
-                    <pic:cNvPicPr>
-                      <a:picLocks noChangeAspect="1" noChangeArrowheads="1"/>
-                    </pic:cNvPicPr>
-                  </pic:nvPicPr>
-                  <pic:blipFill>
-                    <a:blip r:embed="rId7">
-                      <a:extLst>
-                        <a:ext uri="{28A0092B-C50C-407E-A947-70E740481C1C}">
-                          <a14:useLocalDpi xmlns:a14="http://schemas.microsoft.com/office/drawing/2010/main" val="0"/>
-                        </a:ext>
-                      </a:extLst>
-                    </a:blip>
-                    <a:srcRect/>
-                    <a:stretch>
-                      <a:fillRect/>
-                    </a:stretch>
-                  </pic:blipFill>
-                  <pic:spPr bwMode="auto">
-                    <a:xfrm>
-                      <a:off x="0" y="0"/>
-                      <a:ext cx="7948800" cy="2800800"/>
-                    </a:xfrm>
-                    <a:prstGeom prst="rect">
-                      <a:avLst/>
-                    </a:prstGeom>
-                    <a:noFill/>
-                    <a:ln>
-                      <a:noFill/>
-                    </a:ln>
-                  </pic:spPr>
-                </pic:pic>
-              </a:graphicData>
-            </a:graphic>
-          </wp:inline>
-        </w:drawing>
-      </w:r>
-    </w:p>
-    <w:p>
-      <w:pPr>
-        <w:numPr>
-          <w:ilvl w:val="1"/>
-          <w:numId w:val="1"/>
-        </w:numPr>
-        <w:spacing w:before="100" w:beforeAutospacing="1" w:after="100" w:afterAutospacing="1" w:line="240" w:lineRule="auto"/>
-        <w:rPr>
-          <w:rFonts w:ascii="맑은 고딕" w:eastAsia="맑은 고딕" w:hAnsi="맑은 고딕" w:cs="Times New Roman" w:hint="eastAsia"/>
-          <w:color w:val="000000"/>
-          <w:sz w:val="20"/>
-          <w:szCs w:val="20"/>
-          <w:lang w:eastAsia="ko-KR"/>
-        </w:rPr>
-      </w:pPr>
-      <w:r>
-        <w:rPr>
-          <w:rFonts w:ascii="맑은 고딕" w:eastAsia="맑은 고딕" w:hAnsi="맑은 고딕" w:cs="Times New Roman" w:hint="eastAsia"/>
-          <w:color w:val="000000"/>
-          <w:sz w:val="21"/>
-          <w:szCs w:val="21"/>
-          <w:lang w:eastAsia="ko-KR"/>
-        </w:rPr>
-        <w:t>삭제 후에는 다음과 같이 된다.</w:t>
-      </w:r>
-    </w:p>
-    <w:p>
-      <w:pPr>
-        <w:numPr>
-          <w:ilvl w:val="1"/>
-          <w:numId w:val="1"/>
-        </w:numPr>
-        <w:spacing w:before="100" w:beforeAutospacing="1" w:after="100" w:afterAutospacing="1" w:line="240" w:lineRule="auto"/>
-        <w:rPr>
-          <w:rFonts w:ascii="맑은 고딕" w:eastAsia="맑은 고딕" w:hAnsi="맑은 고딕" w:cs="Times New Roman" w:hint="eastAsia"/>
-          <w:color w:val="000000"/>
-          <w:sz w:val="20"/>
-          <w:szCs w:val="20"/>
-          <w:lang w:eastAsia="ko-KR"/>
-        </w:rPr>
-      </w:pPr>
-      <w:r>
-        <w:rPr>
-          <w:rFonts w:ascii="맑은 고딕" w:eastAsia="맑은 고딕" w:hAnsi="맑은 고딕" w:cs="Times New Roman"/>
-          <w:noProof/>
-          <w:color w:val="000000"/>
-          <w:sz w:val="21"/>
-          <w:szCs w:val="21"/>
-          <w:lang w:eastAsia="ko-KR"/>
-        </w:rPr>
-        <w:drawing>
-          <wp:inline distT="0" distB="0" distL="0" distR="0">
-            <wp:extent cx="7948800" cy="1987200"/>
-            <wp:effectExtent l="0" t="0" r="0" b="0"/>
-            <wp:docPr id="5" name="그림 5" descr="http://gw.kaoni.com/fileroot/0/files/upload_common/mhtImage/1fd6d98c-e0a7-4ec9-b4a0-82c9e46cde13.gif"/>
-            <wp:cNvGraphicFramePr>
-              <a:graphicFrameLocks xmlns:a="http://schemas.openxmlformats.org/drawingml/2006/main" noChangeAspect="1"/>
-            </wp:cNvGraphicFramePr>
-            <a:graphic xmlns:a="http://schemas.openxmlformats.org/drawingml/2006/main">
-              <a:graphicData uri="http://schemas.openxmlformats.org/drawingml/2006/picture">
-                <pic:pic xmlns:pic="http://schemas.openxmlformats.org/drawingml/2006/picture">
-                  <pic:nvPicPr>
-                    <pic:cNvPr id="0" name="Picture 4" descr="http://gw.kaoni.com/fileroot/0/files/upload_common/mhtImage/1fd6d98c-e0a7-4ec9-b4a0-82c9e46cde13.gif"/>
-                    <pic:cNvPicPr>
-                      <a:picLocks noChangeAspect="1" noChangeArrowheads="1"/>
-                    </pic:cNvPicPr>
-                  </pic:nvPicPr>
-                  <pic:blipFill>
-                    <a:blip r:embed="rId8">
-                      <a:extLst>
-                        <a:ext uri="{28A0092B-C50C-407E-A947-70E740481C1C}">
-                          <a14:useLocalDpi xmlns:a14="http://schemas.microsoft.com/office/drawing/2010/main" val="0"/>
-                        </a:ext>
-                      </a:extLst>
-                    </a:blip>
-                    <a:srcRect/>
-                    <a:stretch>
-                      <a:fillRect/>
-                    </a:stretch>
-                  </pic:blipFill>
-                  <pic:spPr bwMode="auto">
-                    <a:xfrm>
-                      <a:off x="0" y="0"/>
-                      <a:ext cx="7948800" cy="1987200"/>
-                    </a:xfrm>
-                    <a:prstGeom prst="rect">
-                      <a:avLst/>
-                    </a:prstGeom>
-                    <a:noFill/>
-                    <a:ln>
-                      <a:noFill/>
-                    </a:ln>
-                  </pic:spPr>
-                </pic:pic>
-              </a:graphicData>
-            </a:graphic>
-          </wp:inline>
-        </w:drawing>
-      </w:r>
-    </w:p>
-    <w:p>
-      <w:pPr>
-        <w:numPr>
-          <w:ilvl w:val="1"/>
-          <w:numId w:val="1"/>
-        </w:numPr>
-        <w:spacing w:before="100" w:beforeAutospacing="1" w:after="100" w:afterAutospacing="1" w:line="240" w:lineRule="auto"/>
-        <w:rPr>
-          <w:rFonts w:ascii="맑은 고딕" w:eastAsia="맑은 고딕" w:hAnsi="맑은 고딕" w:cs="Times New Roman" w:hint="eastAsia"/>
-          <w:color w:val="000000"/>
-          <w:sz w:val="20"/>
-          <w:szCs w:val="20"/>
-          <w:lang w:eastAsia="ko-KR"/>
-        </w:rPr>
-      </w:pPr>
-      <w:r>
-        <w:rPr>
-          <w:rFonts w:ascii="맑은 고딕" w:eastAsia="맑은 고딕" w:hAnsi="맑은 고딕" w:cs="Times New Roman" w:hint="eastAsia"/>
-          <w:color w:val="000000"/>
-          <w:sz w:val="21"/>
-          <w:szCs w:val="21"/>
-          <w:lang w:eastAsia="ko-KR"/>
-        </w:rPr>
-        <w:t>맨 하단의 --</w:t>
-      </w:r>
-      <w:proofErr w:type="spellStart"/>
-      <w:r>
-        <w:rPr>
-          <w:rFonts w:ascii="맑은 고딕" w:eastAsia="맑은 고딕" w:hAnsi="맑은 고딕" w:cs="Times New Roman" w:hint="eastAsia"/>
-          <w:color w:val="000000"/>
-          <w:sz w:val="21"/>
-          <w:szCs w:val="21"/>
-          <w:lang w:eastAsia="ko-KR"/>
-        </w:rPr>
-        <w:t>로</w:t>
-      </w:r>
-      <w:proofErr w:type="spellEnd"/>
-      <w:r>
-        <w:rPr>
-          <w:rFonts w:ascii="맑은 고딕" w:eastAsia="맑은 고딕" w:hAnsi="맑은 고딕" w:cs="Times New Roman" w:hint="eastAsia"/>
-          <w:color w:val="000000"/>
-          <w:sz w:val="21"/>
-          <w:szCs w:val="21"/>
-          <w:lang w:eastAsia="ko-KR"/>
-        </w:rPr>
-        <w:t xml:space="preserve"> 시작하는 주석 부분과 Blank Line을 삭제한다.</w:t>
-      </w:r>
-    </w:p>
-    <w:p>
-      <w:pPr>
-        <w:numPr>
-          <w:ilvl w:val="1"/>
-          <w:numId w:val="1"/>
-        </w:numPr>
-        <w:spacing w:before="100" w:beforeAutospacing="1" w:after="100" w:afterAutospacing="1" w:line="240" w:lineRule="auto"/>
-        <w:rPr>
-          <w:rFonts w:ascii="맑은 고딕" w:eastAsia="맑은 고딕" w:hAnsi="맑은 고딕" w:cs="Times New Roman" w:hint="eastAsia"/>
-          <w:color w:val="000000"/>
-          <w:sz w:val="20"/>
-          <w:szCs w:val="20"/>
-          <w:lang w:eastAsia="ko-KR"/>
-        </w:rPr>
-      </w:pPr>
-      <w:r>
-        <w:rPr>
-          <w:rFonts w:ascii="맑은 고딕" w:eastAsia="맑은 고딕" w:hAnsi="맑은 고딕" w:cs="Times New Roman"/>
-          <w:noProof/>
-          <w:color w:val="000000"/>
-          <w:sz w:val="21"/>
-          <w:szCs w:val="21"/>
-          <w:lang w:eastAsia="ko-KR"/>
-        </w:rPr>
-        <w:drawing>
-          <wp:inline distT="0" distB="0" distL="0" distR="0">
-            <wp:extent cx="7948800" cy="2178000"/>
-            <wp:effectExtent l="0" t="0" r="0" b="0"/>
-            <wp:docPr id="4" name="그림 4" descr="http://gw.kaoni.com/fileroot/0/files/upload_common/mhtImage/102c2e4f-6435-4c8d-acad-35149ac8b165.gif"/>
-            <wp:cNvGraphicFramePr>
-              <a:graphicFrameLocks xmlns:a="http://schemas.openxmlformats.org/drawingml/2006/main" noChangeAspect="1"/>
-            </wp:cNvGraphicFramePr>
-            <a:graphic xmlns:a="http://schemas.openxmlformats.org/drawingml/2006/main">
-              <a:graphicData uri="http://schemas.openxmlformats.org/drawingml/2006/picture">
-                <pic:pic xmlns:pic="http://schemas.openxmlformats.org/drawingml/2006/picture">
-                  <pic:nvPicPr>
-                    <pic:cNvPr id="0" name="Picture 5" descr="http://gw.kaoni.com/fileroot/0/files/upload_common/mhtImage/102c2e4f-6435-4c8d-acad-35149ac8b165.gif"/>
-                    <pic:cNvPicPr>
-                      <a:picLocks noChangeAspect="1" noChangeArrowheads="1"/>
-                    </pic:cNvPicPr>
-                  </pic:nvPicPr>
-                  <pic:blipFill>
-                    <a:blip r:embed="rId9">
-                      <a:extLst>
-                        <a:ext uri="{28A0092B-C50C-407E-A947-70E740481C1C}">
-                          <a14:useLocalDpi xmlns:a14="http://schemas.microsoft.com/office/drawing/2010/main" val="0"/>
-                        </a:ext>
-                      </a:extLst>
-                    </a:blip>
-                    <a:srcRect/>
-                    <a:stretch>
-                      <a:fillRect/>
-                    </a:stretch>
-                  </pic:blipFill>
-                  <pic:spPr bwMode="auto">
-                    <a:xfrm>
-                      <a:off x="0" y="0"/>
-                      <a:ext cx="7948800" cy="2178000"/>
-                    </a:xfrm>
-                    <a:prstGeom prst="rect">
-                      <a:avLst/>
-                    </a:prstGeom>
-                    <a:noFill/>
-                    <a:ln>
-                      <a:noFill/>
-                    </a:ln>
-                  </pic:spPr>
-                </pic:pic>
-              </a:graphicData>
-            </a:graphic>
-          </wp:inline>
-        </w:drawing>
-      </w:r>
-    </w:p>
-    <w:p>
-      <w:pPr>
-        <w:numPr>
-          <w:ilvl w:val="1"/>
-          <w:numId w:val="1"/>
-        </w:numPr>
-        <w:spacing w:before="100" w:beforeAutospacing="1" w:after="100" w:afterAutospacing="1" w:line="240" w:lineRule="auto"/>
-        <w:rPr>
-          <w:rFonts w:ascii="맑은 고딕" w:eastAsia="맑은 고딕" w:hAnsi="맑은 고딕" w:cs="Times New Roman" w:hint="eastAsia"/>
-          <w:color w:val="000000"/>
-          <w:sz w:val="20"/>
-          <w:szCs w:val="20"/>
-          <w:lang w:eastAsia="ko-KR"/>
-        </w:rPr>
-      </w:pPr>
-      <w:r>
-        <w:rPr>
-          <w:rFonts w:ascii="맑은 고딕" w:eastAsia="맑은 고딕" w:hAnsi="맑은 고딕" w:cs="Times New Roman" w:hint="eastAsia"/>
-          <w:color w:val="000000"/>
-          <w:sz w:val="21"/>
-          <w:szCs w:val="21"/>
-          <w:lang w:eastAsia="ko-KR"/>
-        </w:rPr>
-        <w:t>삭제 후에는 다음과 같이 된다.</w:t>
-      </w:r>
-    </w:p>
-    <w:p>
-      <w:pPr>
-        <w:numPr>
-          <w:ilvl w:val="1"/>
-          <w:numId w:val="1"/>
-        </w:numPr>
-        <w:spacing w:before="100" w:beforeAutospacing="1" w:after="100" w:afterAutospacing="1" w:line="240" w:lineRule="auto"/>
-        <w:rPr>
-          <w:rFonts w:ascii="맑은 고딕" w:eastAsia="맑은 고딕" w:hAnsi="맑은 고딕" w:cs="Times New Roman" w:hint="eastAsia"/>
-          <w:color w:val="000000"/>
-          <w:sz w:val="20"/>
-          <w:szCs w:val="20"/>
-          <w:lang w:eastAsia="ko-KR"/>
-        </w:rPr>
-      </w:pPr>
-      <w:r>
-        <w:rPr>
-          <w:rFonts w:ascii="맑은 고딕" w:eastAsia="맑은 고딕" w:hAnsi="맑은 고딕" w:cs="Times New Roman"/>
-          <w:noProof/>
-          <w:color w:val="000000"/>
-          <w:sz w:val="21"/>
-          <w:szCs w:val="21"/>
-          <w:lang w:eastAsia="ko-KR"/>
-        </w:rPr>
-        <w:lastRenderedPageBreak/>
-        <w:drawing>
-          <wp:inline distT="0" distB="0" distL="0" distR="0">
-            <wp:extent cx="7948800" cy="1569600"/>
-            <wp:effectExtent l="0" t="0" r="0" b="0"/>
-            <wp:docPr id="3" name="그림 3" descr="http://gw.kaoni.com/fileroot/0/files/upload_common/mhtImage/d5e8be62-46c9-4ad2-8743-b81a0969d5f8.gif"/>
-            <wp:cNvGraphicFramePr>
-              <a:graphicFrameLocks xmlns:a="http://schemas.openxmlformats.org/drawingml/2006/main" noChangeAspect="1"/>
-            </wp:cNvGraphicFramePr>
-            <a:graphic xmlns:a="http://schemas.openxmlformats.org/drawingml/2006/main">
-              <a:graphicData uri="http://schemas.openxmlformats.org/drawingml/2006/picture">
-                <pic:pic xmlns:pic="http://schemas.openxmlformats.org/drawingml/2006/picture">
-                  <pic:nvPicPr>
-                    <pic:cNvPr id="0" name="Picture 6" descr="http://gw.kaoni.com/fileroot/0/files/upload_common/mhtImage/d5e8be62-46c9-4ad2-8743-b81a0969d5f8.gif"/>
-                    <pic:cNvPicPr>
-                      <a:picLocks noChangeAspect="1" noChangeArrowheads="1"/>
-                    </pic:cNvPicPr>
-                  </pic:nvPicPr>
-                  <pic:blipFill>
-                    <a:blip r:embed="rId10">
-                      <a:extLst>
-                        <a:ext uri="{28A0092B-C50C-407E-A947-70E740481C1C}">
-                          <a14:useLocalDpi xmlns:a14="http://schemas.microsoft.com/office/drawing/2010/main" val="0"/>
-                        </a:ext>
-                      </a:extLst>
-                    </a:blip>
-                    <a:srcRect/>
-                    <a:stretch>
-                      <a:fillRect/>
-                    </a:stretch>
-                  </pic:blipFill>
-                  <pic:spPr bwMode="auto">
-                    <a:xfrm>
-                      <a:off x="0" y="0"/>
-                      <a:ext cx="7948800" cy="1569600"/>
-                    </a:xfrm>
-                    <a:prstGeom prst="rect">
-                      <a:avLst/>
-                    </a:prstGeom>
-                    <a:noFill/>
-                    <a:ln>
-                      <a:noFill/>
-                    </a:ln>
-                  </pic:spPr>
-                </pic:pic>
-              </a:graphicData>
-            </a:graphic>
-          </wp:inline>
-        </w:drawing>
-      </w:r>
-    </w:p>
-    <w:p>
-      <w:pPr>
-        <w:numPr>
-          <w:ilvl w:val="1"/>
-          <w:numId w:val="1"/>
-        </w:numPr>
-        <w:spacing w:before="100" w:beforeAutospacing="1" w:after="100" w:afterAutospacing="1" w:line="240" w:lineRule="auto"/>
-        <w:rPr>
-          <w:rFonts w:ascii="맑은 고딕" w:eastAsia="맑은 고딕" w:hAnsi="맑은 고딕" w:cs="Times New Roman" w:hint="eastAsia"/>
-          <w:color w:val="000000"/>
-          <w:sz w:val="20"/>
-          <w:szCs w:val="20"/>
-          <w:lang w:eastAsia="ko-KR"/>
-        </w:rPr>
-      </w:pPr>
-      <w:r>
-        <w:rPr>
-          <w:rFonts w:ascii="맑은 고딕" w:eastAsia="맑은 고딕" w:hAnsi="맑은 고딕" w:cs="Times New Roman" w:hint="eastAsia"/>
-          <w:color w:val="000000"/>
-          <w:sz w:val="21"/>
-          <w:szCs w:val="21"/>
-          <w:lang w:eastAsia="ko-KR"/>
-        </w:rPr>
-        <w:t>다음과 같이 AUTO_INCREMENT 필드가 다음에 할당될 번호를 갖고 있는 테이블이 있으므로 해당 부분을 제거해야 한다.</w:t>
-      </w:r>
-    </w:p>
-    <w:p>
-      <w:pPr>
-        <w:numPr>
-          <w:ilvl w:val="1"/>
-          <w:numId w:val="1"/>
-        </w:numPr>
-        <w:spacing w:before="100" w:beforeAutospacing="1" w:after="100" w:afterAutospacing="1" w:line="240" w:lineRule="auto"/>
-        <w:rPr>
-          <w:rFonts w:ascii="맑은 고딕" w:eastAsia="맑은 고딕" w:hAnsi="맑은 고딕" w:cs="Times New Roman" w:hint="eastAsia"/>
-          <w:color w:val="000000"/>
-          <w:sz w:val="20"/>
-          <w:szCs w:val="20"/>
-          <w:lang w:eastAsia="ko-KR"/>
-        </w:rPr>
-      </w:pPr>
-      <w:bookmarkStart w:id="0" w:name="_GoBack"/>
-      <w:r>
-        <w:rPr>
-          <w:rFonts w:ascii="맑은 고딕" w:eastAsia="맑은 고딕" w:hAnsi="맑은 고딕" w:cs="Times New Roman"/>
-          <w:noProof/>
-          <w:color w:val="000000"/>
-          <w:sz w:val="21"/>
-          <w:szCs w:val="21"/>
-          <w:lang w:eastAsia="ko-KR"/>
-        </w:rPr>
         <w:drawing>
           <wp:inline distT="0" distB="0" distL="0" distR="0">
             <wp:extent cx="6897600" cy="1864800"/>
@@ -1007,7 +551,7 @@
                     </pic:cNvPicPr>
                   </pic:nvPicPr>
                   <pic:blipFill>
-                    <a:blip r:embed="rId11">
+                    <a:blip r:embed="rId7">
                       <a:extLst>
                         <a:ext uri="{28A0092B-C50C-407E-A947-70E740481C1C}">
                           <a14:useLocalDpi xmlns:a14="http://schemas.microsoft.com/office/drawing/2010/main" val="0"/>
@@ -1038,7 +582,6 @@
           </wp:inline>
         </w:drawing>
       </w:r>
-      <w:bookmarkEnd w:id="0"/>
     </w:p>
     <w:p>
       <w:pPr>
@@ -1048,7 +591,7 @@
         </w:numPr>
         <w:spacing w:before="100" w:beforeAutospacing="1" w:after="100" w:afterAutospacing="1" w:line="240" w:lineRule="auto"/>
         <w:rPr>
-          <w:rFonts w:ascii="맑은 고딕" w:eastAsia="맑은 고딕" w:hAnsi="맑은 고딕" w:cs="Times New Roman" w:hint="eastAsia"/>
+          <w:rFonts w:ascii="맑은 고딕" w:eastAsia="맑은 고딕" w:hAnsi="맑은 고딕" w:cs="Times New Roman"/>
           <w:color w:val="000000"/>
           <w:sz w:val="20"/>
           <w:szCs w:val="20"/>
@@ -1206,7 +749,7 @@
         </w:numPr>
         <w:spacing w:before="100" w:beforeAutospacing="1" w:after="100" w:afterAutospacing="1" w:line="240" w:lineRule="auto"/>
         <w:rPr>
-          <w:rFonts w:ascii="맑은 고딕" w:eastAsia="맑은 고딕" w:hAnsi="맑은 고딕" w:cs="Times New Roman" w:hint="eastAsia"/>
+          <w:rFonts w:ascii="맑은 고딕" w:eastAsia="맑은 고딕" w:hAnsi="맑은 고딕" w:cs="Times New Roman"/>
           <w:color w:val="000000"/>
           <w:sz w:val="20"/>
           <w:szCs w:val="20"/>
@@ -1222,7 +765,6 @@
           <w:szCs w:val="21"/>
           <w:lang w:eastAsia="ko-KR"/>
         </w:rPr>
-        <w:lastRenderedPageBreak/>
         <w:drawing>
           <wp:inline distT="0" distB="0" distL="0" distR="0">
             <wp:extent cx="5426710" cy="3503295"/>
@@ -1241,7 +783,7 @@
                     </pic:cNvPicPr>
                   </pic:nvPicPr>
                   <pic:blipFill>
-                    <a:blip r:embed="rId12">
+                    <a:blip r:embed="rId8">
                       <a:extLst>
                         <a:ext uri="{28A0092B-C50C-407E-A947-70E740481C1C}">
                           <a14:useLocalDpi xmlns:a14="http://schemas.microsoft.com/office/drawing/2010/main" val="0"/>
@@ -1281,7 +823,7 @@
         </w:numPr>
         <w:spacing w:before="100" w:beforeAutospacing="1" w:after="100" w:afterAutospacing="1" w:line="240" w:lineRule="auto"/>
         <w:rPr>
-          <w:rFonts w:ascii="맑은 고딕" w:eastAsia="맑은 고딕" w:hAnsi="맑은 고딕" w:cs="Times New Roman" w:hint="eastAsia"/>
+          <w:rFonts w:ascii="맑은 고딕" w:eastAsia="맑은 고딕" w:hAnsi="맑은 고딕" w:cs="Times New Roman"/>
           <w:color w:val="000000"/>
           <w:sz w:val="20"/>
           <w:szCs w:val="20"/>
@@ -1307,7 +849,7 @@
         </w:numPr>
         <w:spacing w:before="100" w:beforeAutospacing="1" w:after="100" w:afterAutospacing="1" w:line="240" w:lineRule="auto"/>
         <w:rPr>
-          <w:rFonts w:ascii="맑은 고딕" w:eastAsia="맑은 고딕" w:hAnsi="맑은 고딕" w:cs="Times New Roman" w:hint="eastAsia"/>
+          <w:rFonts w:ascii="맑은 고딕" w:eastAsia="맑은 고딕" w:hAnsi="맑은 고딕" w:cs="Times New Roman"/>
           <w:color w:val="000000"/>
           <w:sz w:val="20"/>
           <w:szCs w:val="20"/>
